--- a/AI大模型在财务场景的应用/项目14_范例_v1.docx
+++ b/AI大模型在财务场景的应用/项目14_范例_v1.docx
@@ -35,6 +35,58 @@
     </w:p>
     <w:p>
       <w:pPr>
+        <w:jc w:val="center"/>
+      </w:pPr>
+      <w:r>
+        <w:drawing>
+          <wp:inline xmlns:a="http://schemas.openxmlformats.org/drawingml/2006/main" xmlns:pic="http://schemas.openxmlformats.org/drawingml/2006/picture">
+            <wp:extent cx="5220000" cy="3262500"/>
+            <wp:docPr id="1" name="Picture 1"/>
+            <wp:cNvGraphicFramePr>
+              <a:graphicFrameLocks noChangeAspect="1"/>
+            </wp:cNvGraphicFramePr>
+            <a:graphic>
+              <a:graphicData uri="http://schemas.openxmlformats.org/drawingml/2006/picture">
+                <pic:pic>
+                  <pic:nvPicPr>
+                    <pic:cNvPr id="0" name="项目14_图14-1_学习目标思维导图_v1.png"/>
+                    <pic:cNvPicPr/>
+                  </pic:nvPicPr>
+                  <pic:blipFill>
+                    <a:blip r:embed="rId16"/>
+                    <a:stretch>
+                      <a:fillRect/>
+                    </a:stretch>
+                  </pic:blipFill>
+                  <pic:spPr>
+                    <a:xfrm>
+                      <a:off x="0" y="0"/>
+                      <a:ext cx="5220000" cy="3262500"/>
+                    </a:xfrm>
+                    <a:prstGeom prst="rect"/>
+                  </pic:spPr>
+                </pic:pic>
+              </a:graphicData>
+            </a:graphic>
+          </wp:inline>
+        </w:drawing>
+      </w:r>
+    </w:p>
+    <w:p>
+      <w:pPr>
+        <w:ind w:firstLine="0"/>
+        <w:jc w:val="center"/>
+      </w:pPr>
+      <w:r>
+        <w:rPr>
+          <w:rFonts w:ascii="Times New Roman" w:hAnsi="Times New Roman" w:eastAsia="宋体" w:cs="Times New Roman"/>
+          <w:sz w:val="21"/>
+        </w:rPr>
+        <w:t xml:space="preserve">图14-1 本项目学习目标思维导图</w:t>
+      </w:r>
+    </w:p>
+    <w:p>
+      <w:pPr>
         <w:pStyle w:val="Heading2"/>
       </w:pPr>
       <w:r>
@@ -54,7 +106,7 @@
         <w:drawing>
           <wp:inline xmlns:a="http://schemas.openxmlformats.org/drawingml/2006/main" xmlns:pic="http://schemas.openxmlformats.org/drawingml/2006/picture">
             <wp:extent cx="4140000" cy="2258182"/>
-            <wp:docPr id="1" name="Picture 1"/>
+            <wp:docPr id="2" name="Picture 2"/>
             <wp:cNvGraphicFramePr>
               <a:graphicFrameLocks noChangeAspect="1"/>
             </wp:cNvGraphicFramePr>
@@ -66,7 +118,7 @@
                     <pic:cNvPicPr/>
                   </pic:nvPicPr>
                   <pic:blipFill>
-                    <a:blip r:embed="rId16"/>
+                    <a:blip r:embed="rId17"/>
                     <a:stretch>
                       <a:fillRect/>
                     </a:stretch>
@@ -112,6 +164,11 @@
       </w:r>
     </w:p>
     <w:p>
+      <w:r>
+        <w:t xml:space="preserve">在实际整理中，可以先把票据按“来源”分为三堆：经由银行的回单、现金收据和电子发票。同一笔业务可能同时出现在两堆中，例如转账后又开具了发票，此时应当以一笔业务为单位，把两份票据用同一个编号关联起来。关联之后，任何一方缺失，都能从另一方找到线索。</w:t>
+      </w:r>
+    </w:p>
+    <w:p>
       <w:pPr>
         <w:pStyle w:val="Heading3"/>
       </w:pPr>
@@ -148,6 +205,11 @@
       </w:r>
     </w:p>
     <w:p>
+      <w:r>
+        <w:t xml:space="preserve">编号规则一经确定，就应当长期保持一致。如果某个学期改用新规则，应在台账开头写明变更日期和新旧编号的对应关系，避免后来的人无法追溯。</w:t>
+      </w:r>
+    </w:p>
+    <w:p>
       <w:pPr>
         <w:pStyle w:val="Heading3"/>
       </w:pPr>
@@ -181,6 +243,11 @@
     <w:p>
       <w:r>
         <w:t xml:space="preserve">青禾文具的小周则发现，一批办公用品的发票日期比入库单早了三天。她没有直接改日期，而是在备注中写明差异，并请采购人员说明原因。原来，发票是在下单时开具，入库是在收货后，两者都正确。</w:t>
+      </w:r>
+    </w:p>
+    <w:p>
+      <w:r>
+        <w:t xml:space="preserve">小何在整理星空读书会的票据时，还发现一张签到表与两张收据的时间对不上。她没有删除任何一方，而是在签到表上标注“与收据时间不一致，待核实”，并请活动负责人补充说明。负责人解释，签到表是在活动结束后补填的。小何把这一解释写入了台账备注，并保留了原始表格。</w:t>
       </w:r>
     </w:p>
     <w:p>
@@ -598,6 +665,11 @@
       </w:r>
     </w:p>
     <w:p>
+      <w:r>
+        <w:t xml:space="preserve">在把流水归入类别时，还要注意“同一类别的不同性质”。例如茶歇既可能是活动支出，也可能是会议支出，二者在台账中的类别名称可以相同，但在备注中应区分具体用途，便于日后分析时拆分。</w:t>
+      </w:r>
+    </w:p>
+    <w:p>
       <w:pPr>
         <w:pStyle w:val="Heading3"/>
       </w:pPr>
@@ -613,6 +685,11 @@
     <w:p>
       <w:r>
         <w:t xml:space="preserve">星空读书会的学期数据显示：学期收入2040元，学期支出1788元，结余252元。青禾文具十月的数据显示：收入11750元，支出7200元，结余4550元。两组数字的口径都是“按实际到账”和“按实际付款”。</w:t>
+      </w:r>
+    </w:p>
+    <w:p>
+      <w:r>
+        <w:t xml:space="preserve">收支表的结构应当固定，同一组织不同期间的表格使用相同的行次和口径，这样才能进行纵向比较。若某一期确有新增项目，应在表下方注明，而不是随意改变表头。</w:t>
       </w:r>
     </w:p>
     <w:p>
@@ -649,6 +726,11 @@
     <w:p>
       <w:r>
         <w:t xml:space="preserve">青禾文具的小周在汇总十月账时，把一笔客户预付款计入了收入。陈静看到后指出：预付款在收到时只是负债，待提供商品或服务后才能确认收入。小周修改了账本，并把这一处理写入了记账说明。</w:t>
+      </w:r>
+    </w:p>
+    <w:p>
+      <w:r>
+        <w:t xml:space="preserve">青禾文具的小周在编制十月收支表时，把一笔快递费与采购费放在了同一行。陈静指出，快递费属于销售相关费用，应单独列示。小周调整后重新汇总，结果发现销售费用比预期高出近两成，于是开始分析原因。这说明，分类的细微差异，也会影响管理者的判断。</w:t>
       </w:r>
     </w:p>
     <w:p>
@@ -1048,6 +1130,11 @@
       </w:r>
     </w:p>
     <w:p>
+      <w:r>
+        <w:t xml:space="preserve">分析时还应注意“异常值”。某一项数字明显偏离其他月份，未必是错误，但一定要找到原因。若原因是一次性的活动，应在说明中注明；若原因是持续的变化，应当纳入下一期的预算。</w:t>
+      </w:r>
+    </w:p>
+    <w:p>
       <w:pPr>
         <w:pStyle w:val="Heading3"/>
       </w:pPr>
@@ -1063,6 +1150,11 @@
     <w:p>
       <w:r>
         <w:t xml:space="preserve">本项目中的图表都应当经得起检验：坐标轴从零开始，颜色只用于区分类别，图注写明口径。</w:t>
+      </w:r>
+    </w:p>
+    <w:p>
+      <w:r>
+        <w:t xml:space="preserve">图表的数据来源应当写明，包括收支表的期间、口径和截止日期。读者看到图表时，应能不翻阅其他资料就知道数字从何而来。</w:t>
       </w:r>
     </w:p>
     <w:p>
@@ -1117,6 +1209,11 @@
     <w:p>
       <w:r>
         <w:t xml:space="preserve">青禾文具的小周在经营说明中，用结余4550元来说明十月经营状况良好。陈静指出，结余不等于利润，说明中应区分两者的口径，并说明未计入的项目。小周据此修改，并写出结余率约38.7%的计算依据。</w:t>
+      </w:r>
+    </w:p>
+    <w:p>
+      <w:r>
+        <w:t xml:space="preserve">星空读书会在学期中期的汇报中，用一张饼图展示支出结构，结果茶歇与印刷材料各占一大块。社员提出疑问：两者差距是否真的那么大？小何于是改用柱状图，并在图注中写出两项的具体金额，读者的理解明显更准确。</w:t>
       </w:r>
     </w:p>
     <w:p>
@@ -1516,6 +1613,11 @@
       </w:r>
     </w:p>
     <w:p>
+      <w:r>
+        <w:t xml:space="preserve">在智能工具的使用中，还要注意“记录要素”。每次使用大模型，都应当保存提示词、模型输出、人工修改与理由。这些记录既是质量控制的依据，也是复盘时分析问题的材料。</w:t>
+      </w:r>
+    </w:p>
+    <w:p>
       <w:pPr>
         <w:pStyle w:val="Heading3"/>
       </w:pPr>
@@ -1531,6 +1633,11 @@
     <w:p>
       <w:r>
         <w:t xml:space="preserve">复核清单中应包括：数字是否与原始票据一致，合计是否正确，口径是否统一，是否存在无依据的结论。</w:t>
+      </w:r>
+    </w:p>
+    <w:p>
+      <w:r>
+        <w:t xml:space="preserve">复核清单本身也需要定期更新。每个学期结束后，应根据复盘结果增删检查项，并注明版本与日期，避免清单变成形式。</w:t>
       </w:r>
     </w:p>
     <w:p>
@@ -1580,6 +1687,11 @@
     <w:p>
       <w:r>
         <w:t xml:space="preserve">青禾文具的小周在复盘中发现，大模型曾两次把预收款当作收入。陈静据此在复核清单中增加了一项：凡涉及预收、预付的业务，必须单独列示并由主管确认。</w:t>
+      </w:r>
+    </w:p>
+    <w:p>
+      <w:r>
+        <w:t xml:space="preserve">星空读书会在期末复盘时，发现复核清单中有一项“合计是否复算”被多人标为“已完成”，但实际只是看了一眼结果。大家决定把这一项改为“用计算器重新相加，并记录结果”，此后该项的遗漏明显减少。</w:t>
       </w:r>
     </w:p>
     <w:p>
@@ -2398,6 +2510,58 @@
       <w:pPr>
         <w:ind w:firstLine="0"/>
       </w:pPr>
+    </w:p>
+    <w:p>
+      <w:pPr>
+        <w:jc w:val="center"/>
+      </w:pPr>
+      <w:r>
+        <w:drawing>
+          <wp:inline xmlns:a="http://schemas.openxmlformats.org/drawingml/2006/main" xmlns:pic="http://schemas.openxmlformats.org/drawingml/2006/picture">
+            <wp:extent cx="5400000" cy="3375000"/>
+            <wp:docPr id="3" name="Picture 3"/>
+            <wp:cNvGraphicFramePr>
+              <a:graphicFrameLocks noChangeAspect="1"/>
+            </wp:cNvGraphicFramePr>
+            <a:graphic>
+              <a:graphicData uri="http://schemas.openxmlformats.org/drawingml/2006/picture">
+                <pic:pic>
+                  <pic:nvPicPr>
+                    <pic:cNvPr id="0" name="项目14_图14-3_本项目知识图谱_v1.png"/>
+                    <pic:cNvPicPr/>
+                  </pic:nvPicPr>
+                  <pic:blipFill>
+                    <a:blip r:embed="rId18"/>
+                    <a:stretch>
+                      <a:fillRect/>
+                    </a:stretch>
+                  </pic:blipFill>
+                  <pic:spPr>
+                    <a:xfrm>
+                      <a:off x="0" y="0"/>
+                      <a:ext cx="5400000" cy="3375000"/>
+                    </a:xfrm>
+                    <a:prstGeom prst="rect"/>
+                  </pic:spPr>
+                </pic:pic>
+              </a:graphicData>
+            </a:graphic>
+          </wp:inline>
+        </w:drawing>
+      </w:r>
+    </w:p>
+    <w:p>
+      <w:pPr>
+        <w:ind w:firstLine="0"/>
+        <w:jc w:val="center"/>
+      </w:pPr>
+      <w:r>
+        <w:rPr>
+          <w:rFonts w:ascii="Times New Roman" w:hAnsi="Times New Roman" w:eastAsia="宋体" w:cs="Times New Roman"/>
+          <w:sz w:val="21"/>
+        </w:rPr>
+        <w:t xml:space="preserve">图14-3 本项目知识图谱</w:t>
+      </w:r>
     </w:p>
     <w:p>
       <w:pPr>

--- a/AI大模型在财务场景的应用/项目14_范例_v1.docx
+++ b/AI大模型在财务场景的应用/项目14_范例_v1.docx
@@ -228,6 +228,11 @@
       </w:r>
     </w:p>
     <w:p>
+      <w:r>
+        <w:t xml:space="preserve">在操作时，建议把票据分批交给大模型，每批不超过十张，便于逐张核对。每次输出后，先检查条目数量是否与票据数量一致，再检查日期格式是否统一，最后再逐项核对金额与用途。若发现模型合并了两张票据，应要求它分开列出，并说明合并的理由。</w:t>
+      </w:r>
+    </w:p>
+    <w:p>
       <w:pPr>
         <w:pStyle w:val="Heading3"/>
       </w:pPr>
@@ -271,6 +276,11 @@
     <w:p>
       <w:r>
         <w:t xml:space="preserve">误区三：把大模型的整理结果当作最终档案。大模型的表格是草稿，必须逐张对照原件，确认后才能归档。</w:t>
+      </w:r>
+    </w:p>
+    <w:p>
+      <w:r>
+        <w:t xml:space="preserve">误区四：只整理最近的票据。一学期的资料应当完整归档，遗漏早期票据，会使后期的核对失去依据。</w:t>
       </w:r>
     </w:p>
     <w:tbl>
@@ -338,7 +348,7 @@
                 <w:b w:val="0"/>
                 <w:sz w:val="24"/>
               </w:rPr>
-              <w:t xml:space="preserve">星空读书会的一位社员在活动后交来一张没有日期的小票，理由是“大家都知道是哪天买的”。小何没有收下，而是请他补写日期，并附上活动安排截图作为依据。社员有些不情愿，但事后承认，如果不这样做，别人无法判断这笔钱是否与活动有关。</w:t>
+              <w:t xml:space="preserve">星空读书会的一位社员在活动后交来一张没有日期的小票，理由是“大家都知道是哪天买的”。小何没有收下，而是请他补写日期，并附上活动安排截图作为依据。社员有些不情愿，但事后承认，如果不这样做，别人无法判断这笔钱是否与活动有关。 小何把这件事写进了社团的票据管理说明，要求每张票据在收到当天填写用途，并由经办人签名。此后，社员们开始主动在收据背面补写用途。</w:t>
             </w:r>
           </w:p>
           <w:p>
@@ -368,7 +378,7 @@
                 <w:b w:val="0"/>
                 <w:sz w:val="24"/>
               </w:rPr>
-              <w:t xml:space="preserve">青禾文具的小周在整理十月票据时，发现一张发票的抬头与公司名称不一致。她没有直接作废，而是向销售人员询问业务背景，并请其提供合同。最终确认，抬头写错的是客户，业务本身真实，于是申请重新开具。她在票据台账中写明了原因和处理结果。</w:t>
+              <w:t xml:space="preserve">青禾文具的小周在整理十月票据时，发现一张发票的抬头与公司名称不一致。她没有直接作废，而是向销售人员询问业务背景，并请其提供合同。最终确认，抬头写错的是客户，业务本身真实，于是申请重新开具。她在票据台账中写明了原因和处理结果。 陈静在部门例会上说：“票据不是给财务看的，是给以后的人看的。”小周据此把票据台账的字段增加到八项，并把缺失项的处理期限写进了制度。</w:t>
             </w:r>
           </w:p>
           <w:p>
@@ -711,6 +721,11 @@
       </w:r>
     </w:p>
     <w:p>
+      <w:r>
+        <w:t xml:space="preserve">在操作时，可以要求大模型先列出分类规则，再按规则归类，最后单独列出不确定的条目。核对时，先检查规则是否与表2-1一致，再检查归类结果，最后看合计数是否与明细相符。若大模型对某一笔业务给出两种可能的类别，应当请人工确认，而不是选择其中一个。</w:t>
+      </w:r>
+    </w:p>
+    <w:p>
       <w:pPr>
         <w:pStyle w:val="Heading3"/>
       </w:pPr>
@@ -754,6 +769,11 @@
     <w:p>
       <w:r>
         <w:t xml:space="preserve">误区三：汇总后不再核对。合计数的错误往往来自分类，必须回到明细逐项检查。</w:t>
+      </w:r>
+    </w:p>
+    <w:p>
+      <w:r>
+        <w:t xml:space="preserve">误区五：分类后不保留规则。没有规则的分类无法复现，换一个人或换一个工具，结果可能完全不同。</w:t>
       </w:r>
     </w:p>
     <w:tbl>
@@ -821,7 +841,7 @@
                 <w:b w:val="0"/>
                 <w:sz w:val="24"/>
               </w:rPr>
-              <w:t xml:space="preserve">星空读书会的学期汇报中，有同学把结余252元说成“赚了252元”。小何提醒大家：结余只是收入减支出的差额，它包括尚未收取的会费，也没有反映物品的损耗。汇报时，她把“结余”和“利润”分开写，并注明口径。</w:t>
+              <w:t xml:space="preserve">星空读书会的学期汇报中，有同学把结余252元说成“赚了252元”。小何提醒大家：结余只是收入减支出的差额，它包括尚未收取的会费，也没有反映物品的损耗。汇报时，她把“结余”和“利润”分开写，并注明口径。 社团的几位同学在讨论后认为，结余的意义在于提醒大家“钱还剩多少”，而利润的意义在于判断“做得好不好”。两者混用，就会让人误以为钱用得很好。</w:t>
             </w:r>
           </w:p>
           <w:p>
@@ -851,7 +871,7 @@
                 <w:b w:val="0"/>
                 <w:sz w:val="24"/>
               </w:rPr>
-              <w:t xml:space="preserve">青禾文具十月的结余为4550元，周明看到后认为“公司赚了4550元”。陈静说明，这一数字是按实际到账和实际付款计算的，其中包含了一笔预收款，还没有对应的商品交付。最终，财务部门在报告中同时列出结余和需要说明的项目。</w:t>
+              <w:t xml:space="preserve">青禾文具十月的结余为4550元，周明看到后认为“公司赚了4550元”。陈静说明，这一数字是按实际到账和实际付款计算的，其中包含了一笔预收款，还没有对应的商品交付。最终，财务部门在报告中同时列出结余和需要说明的项目。 周明在下一次例会上提出，所有经营汇报都要附一张“结余与利润对照表”，列出预收款、未完成业务和暂付款，让管理者一眼看清差异。</w:t>
             </w:r>
           </w:p>
           <w:p>
@@ -1194,6 +1214,11 @@
       </w:r>
     </w:p>
     <w:p>
+      <w:r>
+        <w:t xml:space="preserve">在操作时，要求大模型只使用收支表中的数字，不引入表外信息。它写出的每一句判断，都应当附上对应的表格位置或数字。核对时，逐句圈出判断性词语，如“良好”“合理”“充足”，检查其后是否有数字支持；没有支持的，要求删去或改写。</w:t>
+      </w:r>
+    </w:p>
+    <w:p>
       <w:pPr>
         <w:pStyle w:val="Heading3"/>
       </w:pPr>
@@ -1237,6 +1262,11 @@
     <w:p>
       <w:r>
         <w:t xml:space="preserve">误区三：把大模型的表述当作分析结论。大模型可能使用“良好”“合理”等判断性词语，必须由人核实其依据。</w:t>
+      </w:r>
+    </w:p>
+    <w:p>
+      <w:r>
+        <w:t xml:space="preserve">误区六：图表只为美观而设计。选择图表时，应先确定要表达的结论，再决定图表形式。</w:t>
       </w:r>
     </w:p>
     <w:tbl>
@@ -1304,7 +1334,7 @@
                 <w:b w:val="0"/>
                 <w:sz w:val="24"/>
               </w:rPr>
-              <w:t xml:space="preserve">星空读书会的社员对学期经营说明提出意见：“看完还是不知道钱够不够用。”小何据此补充了一句话结论，并在下学期预算中写出了需要收取的会费金额，使读者能直接判断经费是否充足。</w:t>
+              <w:t xml:space="preserve">星空读书会的社员对学期经营说明提出意见：“看完还是不知道钱够不够用。”小何据此补充了一句话结论，并在下学期预算中写出了需要收取的会费金额，使读者能直接判断经费是否充足。 小何在下学期的预算说明中，专门列出了三个问题：本期收支是否平衡，下期是否需要调整会费，哪些支出可以压缩。每个问题都给出了数字和建议。</w:t>
             </w:r>
           </w:p>
           <w:p>
@@ -1334,7 +1364,7 @@
                 <w:b w:val="0"/>
                 <w:sz w:val="24"/>
               </w:rPr>
-              <w:t xml:space="preserve">青禾文具的销售经理收到经营说明后回复：“结余4550元是好还是不好？”周明发现，说明只写了“是多少”，没有写“意味着什么”。财务部门据此补充了与去年同期的对比，并说明预收款的影响。</w:t>
+              <w:t xml:space="preserve">青禾文具的销售经理收到经营说明后回复：“结余4550元是好还是不好？”周明发现，说明只写了“是多少”，没有写“意味着什么”。财务部门据此补充了与去年同期的对比，并说明预收款的影响。 陈静要求经营说明的第一段必须是结论，第二段是依据，第三段才是建议。这样的结构，让忙碌的管理者能够先看结论，再决定是否需要细看。</w:t>
             </w:r>
           </w:p>
           <w:p>
@@ -1672,6 +1702,11 @@
       </w:r>
     </w:p>
     <w:p>
+      <w:r>
+        <w:t xml:space="preserve">在操作时，可以让大模型按复核清单逐项输出检查结果，并标注“通过”“未通过”“无法判断”三类。对“无法判断”的项目，必须由人工补充材料后再判断，不能由模型推测。最终的复核记录，应由人工签字确认。</w:t>
+      </w:r>
+    </w:p>
+    <w:p>
       <w:pPr>
         <w:pStyle w:val="Heading3"/>
       </w:pPr>
@@ -1715,6 +1750,11 @@
     <w:p>
       <w:r>
         <w:t xml:space="preserve">误区三：复盘只写感想，不改流程。复盘的价值在于形成可执行的改进。</w:t>
+      </w:r>
+    </w:p>
+    <w:p>
+      <w:r>
+        <w:t xml:space="preserve">误区四：复核清单一旦制定就永不修改。清单应随业务变化和复盘结果定期更新，并注明版本。</w:t>
       </w:r>
     </w:p>
     <w:tbl>
@@ -1782,7 +1822,7 @@
                 <w:b w:val="0"/>
                 <w:sz w:val="24"/>
               </w:rPr>
-              <w:t xml:space="preserve">星空读书会期末复盘时，有同学提议“把所有核对都交给AI，人工只签字”。小何没有同意，她指出：AI可以找出问题，但不知道哪些问题真的存在；签字的人必须对每一个数字负责。最后，大家决定保留人工复核的关键节点。</w:t>
+              <w:t xml:space="preserve">星空读书会期末复盘时，有同学提议“把所有核对都交给AI，人工只签字”。小何没有同意，她指出：AI可以找出问题，但不知道哪些问题真的存在；签字的人必须对每一个数字负责。最后，大家决定保留人工复核的关键节点。 大家在复盘时还提出，今后的复核应当有“第二双眼睛”。小何建议由另一位同学独立复算关键数字，再与原结果比对，这一做法很快被采纳。</w:t>
             </w:r>
           </w:p>
           <w:p>
@@ -1812,7 +1852,7 @@
                 <w:b w:val="0"/>
                 <w:sz w:val="24"/>
               </w:rPr>
-              <w:t xml:space="preserve">青禾文具的小周每个月都用大模型整理数据，但她保留了一份人工复核记录。陈静在审核时发现，复核记录中有一次漏写了检查人。陈静说：“记录不写清楚，等于没有复核。”小周此后把检查人和检查时间列为必填项。</w:t>
+              <w:t xml:space="preserve">青禾文具的小周每个月都用大模型整理数据，但她保留了一份人工复核记录。陈静在审核时发现，复核记录中有一次漏写了检查人。陈静说：“记录不写清楚，等于没有复核。”小周此后把检查人和检查时间列为必填项。 小周此后在复核清单中增加了一项：凡是由大模型提出的改进建议，都必须写明证据来源，没有证据的建议不得进入流程。</w:t>
             </w:r>
           </w:p>
           <w:p>

--- a/AI大模型在财务场景的应用/项目14_范例_v1.docx
+++ b/AI大模型在财务场景的应用/项目14_范例_v1.docx
@@ -95,7 +95,7 @@
     </w:p>
     <w:p>
       <w:r>
-        <w:t xml:space="preserve">导入：星空读书会的小何接手财务工作时，最先看到的是一只装满票据的纸箱：收据、小票、发票、转账截图混在一起，有的没有日期，有的没有金额。职业线的青禾文具，财务助理小周面对的是同样的困难，只是数量更多，期限更紧。本任务要解决的问题是：在做任何核算之前，票据和业务资料应当如何整理。</w:t>
+        <w:t xml:space="preserve">导入：星空读书会的小何接手财务工作时，最先看到的是一只装满票据的纸箱：收据、小票、发票、转账截图混在一起，有的没有日期，有的没有金额。职业线的青禾文具，财务助理小周面对的是同样的困难，只是数量更多，期限更紧。本任务要解决的问题是：在做任何核算之前，票据和业务资料应当如何整理。票据是账务的起点，也是日后解释数字的唯一依据。一笔业务如果没有票据，或者票据与记录不一致，即使金额正确，也很难说明其合理性。本任务在前面的知识基础上，进一步讨论如何把大量零散资料整理成可查、可核、可追溯的台账，并说明大模型在这一过程中能够做什么、不能做什么。</w:t>
       </w:r>
     </w:p>
     <w:p>
@@ -618,6 +618,11 @@
       </w:r>
     </w:p>
     <w:p>
+      <w:r>
+        <w:t xml:space="preserve">4.比较纸质发票与电子发票在保存、查验和报销中的不同要求，写出一条你认为最容易出错的规定，并说明理由。</w:t>
+      </w:r>
+    </w:p>
+    <w:p>
       <w:pPr>
         <w:pStyle w:val="Heading3"/>
       </w:pPr>
@@ -640,7 +645,7 @@
     </w:p>
     <w:p>
       <w:r>
-        <w:t xml:space="preserve">导入：整理好票据之后，下一步是把每一笔业务记入账本，并算出收入、支出和结余。星空读书会的财务报表，需要回答“钱从哪里来、用到哪里去、还剩多少”。青禾文具则需要进一步说明，十月的结余是否就是利润。本任务要解决的问题是：如何把票据变成可核算的数字。</w:t>
+        <w:t xml:space="preserve">导入：整理好票据之后，下一步是把每一笔业务记入账本，并算出收入、支出和结余。星空读书会的财务报表，需要回答“钱从哪里来、用到哪里去、还剩多少”。青禾文具则需要进一步说明，十月的结余是否就是利润。本任务要解决的问题是：如何把票据变成可核算的数字。记账与核算是把票据转换为数字的过程。记录的每一笔数字，都要能对应到具体的业务和凭证；核算的每一个结果，都要能够回溯到分类和计算的规则。本任务从星空读书会的学期流水和青禾文具的月度收支出发，讨论分类、汇总与报表之间的关系。</w:t>
       </w:r>
     </w:p>
     <w:p>
@@ -1111,6 +1116,11 @@
       </w:r>
     </w:p>
     <w:p>
+      <w:r>
+        <w:t xml:space="preserve">4.选取一个月的流水，分别按“功能”和“性质”两种方式分类，比较两种结果的差异，并说明哪一种更适合管理决策。</w:t>
+      </w:r>
+    </w:p>
+    <w:p>
       <w:pPr>
         <w:pStyle w:val="Heading3"/>
       </w:pPr>
@@ -1133,7 +1143,7 @@
     </w:p>
     <w:p>
       <w:r>
-        <w:t xml:space="preserve">导入：学期末，星空读书会需要向学院和全体社员说明经费使用情况；青禾文具的老板周明则要求财务部门提交一份能够支持决策的经营说明。数字本身不会说话，只有经过分析、配以清楚的图表，并附上说明，读者才能理解这些数字意味着什么。本任务要解决的问题是：如何从收支数字得出结论，并把结论写清楚。</w:t>
+        <w:t xml:space="preserve">导入：学期末，星空读书会需要向学院和全体社员说明经费使用情况；青禾文具的老板周明则要求财务部门提交一份能够支持决策的经营说明。数字本身不会说话，只有经过分析、配以清楚的图表，并附上说明，读者才能理解这些数字意味着什么。本任务要解决的问题是：如何从收支数字得出结论，并把结论写清楚。数字本身不会说话，只有经过比较、拆解和解释，才能成为决策依据。本任务将前面形成的账表继续向前推进，讨论如何选择图表、如何发现异常、如何把结论写成经营说明。大模型可以帮助起草说明，但每一个结论都必须由人工确认。</w:t>
       </w:r>
     </w:p>
     <w:p>
@@ -1604,6 +1614,11 @@
       </w:r>
     </w:p>
     <w:p>
+      <w:r>
+        <w:t xml:space="preserve">4.任选一张图表，写出一句不超过四十字的结论，要求这句话只依据图表中的数字，不加入任何推测。</w:t>
+      </w:r>
+    </w:p>
+    <w:p>
       <w:pPr>
         <w:pStyle w:val="Heading3"/>
       </w:pPr>
@@ -1626,7 +1641,7 @@
     </w:p>
     <w:p>
       <w:r>
-        <w:t xml:space="preserve">导入：前三个任务完成后，星空读书会和青禾文具的财务工作已经形成完整链条。下一步，财务人员需要借助大模型提高效率，同时保证每一个结论可靠。职业线的小周每个月都要做同样的工作：汇总、核对、写说明、复盘。本任务要解决的问题是：如何让AI参与财务流程，又不让它代替人的判断与责任。</w:t>
+        <w:t xml:space="preserve">导入：前三个任务完成后，星空读书会和青禾文具的财务工作已经形成完整链条。下一步，财务人员需要借助大模型提高效率，同时保证每一个结论可靠。职业线的小周每个月都要做同样的工作：汇总、核对、写说明、复盘。本任务要解决的问题是：如何让AI参与财务流程，又不让它代替人的判断与责任。复核是财务工作的最后一道防线，也是智能工具最容易出错的环节。本任务讨论如何设计复核节点、如何使用大模型辅助检查、如何通过复盘改进流程。目标不是让机器代替人工，而是让人工复核更有依据、更有效率。</w:t>
       </w:r>
     </w:p>
     <w:p>
@@ -2089,6 +2104,11 @@
     <w:p>
       <w:r>
         <w:t xml:space="preserve">3.写出一条下学期的改进措施，说明它针对哪个错误、由谁负责、如何检验。</w:t>
+      </w:r>
+    </w:p>
+    <w:p>
+      <w:r>
+        <w:t xml:space="preserve">4.设计一份复核清单的三项检查，并为每一项写出“通过”的判断标准，使另一位同学无需询问即可执行。</w:t>
       </w:r>
     </w:p>
     <w:p>

--- a/AI大模型在财务场景的应用/项目14_范例_v1.docx
+++ b/AI大模型在财务场景的应用/项目14_范例_v1.docx
@@ -468,7 +468,7 @@
                 <w:b w:val="0"/>
                 <w:sz w:val="24"/>
               </w:rPr>
-              <w:t xml:space="preserve">如果一张票据确实无法补齐信息，你会如何在台账中记录？这种记录会给后来的人带来什么帮助？</w:t>
+              <w:t xml:space="preserve">如果一张票据确实无法补齐信息，你会如何在台账中记录？这种记录会给后来的人带来什么帮助？ 如果一张票据的日期、用途和金额都清楚，但经办人不愿签名，你认为它能否直接入账？请结合“谁对业务负责、谁对数据负责”说明理由。</w:t>
             </w:r>
           </w:p>
           <w:p>
@@ -528,7 +528,7 @@
                 <w:b w:val="0"/>
                 <w:sz w:val="24"/>
               </w:rPr>
-              <w:t xml:space="preserve">我承诺：整理票据时，缺失的信息一律标注“待补充”并尽快核实，不凭印象补写；请AI整理的结果，逐张回到原件核对后再归档。</w:t>
+              <w:t xml:space="preserve">我承诺：整理票据时，缺失的信息一律标注“待补充”并尽快核实，不凭印象补写；请AI整理的结果，逐张回到原件核对后再归档。 本周内，请为自己近一个月的一项支出补齐票据信息，并在台账中注明票据存放位置。我承诺：凡使用大模型整理票据，必将原件与整理结果逐项核对后再使用。</w:t>
             </w:r>
           </w:p>
           <w:p>
@@ -966,7 +966,7 @@
                 <w:b w:val="0"/>
                 <w:sz w:val="24"/>
               </w:rPr>
-              <w:t xml:space="preserve">在你熟悉的组织中，“结余”和“利润”这两个词有没有被混用？混用会带来什么误解？</w:t>
+              <w:t xml:space="preserve">在你熟悉的组织中，“结余”和“利润”这两个词有没有被混用？混用会带来什么误解？ 如果一个社团的结余连续三个学期为正，是否就说明它的管理一定良好？请从收入的确认时间和未付款项两方面展开讨论。</w:t>
             </w:r>
           </w:p>
           <w:p>
@@ -1026,7 +1026,7 @@
                 <w:b w:val="0"/>
                 <w:sz w:val="24"/>
               </w:rPr>
-              <w:t xml:space="preserve">我承诺：在任何汇报中使用“结余”“利润”“余额”等词时，先写明口径；使用AI汇总数字时，要求它注明每个数字的口径，并由自己确认。</w:t>
+              <w:t xml:space="preserve">我承诺：在任何汇报中使用“结余”“利润”“余额”等词时，先写明口径；使用AI汇总数字时，要求它注明每个数字的口径，并由自己确认。 请在下次记账时，对每笔收入标注“已到账”或“未到账”，并在月末核对一次。我承诺：凡使用大模型生成的汇总，必先核对合计数与明细是否一致。</w:t>
             </w:r>
           </w:p>
           <w:p>
@@ -1464,7 +1464,7 @@
                 <w:b w:val="0"/>
                 <w:sz w:val="24"/>
               </w:rPr>
-              <w:t xml:space="preserve">你认为一份好的经营说明，最需要的是结论、依据还是建议？为什么？</w:t>
+              <w:t xml:space="preserve">你认为一份好的经营说明，最需要的是结论、依据还是建议？为什么？ 如果大模型给出的经营建议与你的判断相反，你会相信哪一方？请说明判断依据应当来自数据、规则还是经验，并讨论人工复核的必要性。</w:t>
             </w:r>
           </w:p>
           <w:p>
@@ -1524,7 +1524,7 @@
                 <w:b w:val="0"/>
                 <w:sz w:val="24"/>
               </w:rPr>
-              <w:t xml:space="preserve">我承诺：写经营说明时，每一个判断性词语都要有对应的数字；使用AI生成初稿后，逐句核对数字和口径，不把没有依据的表述留在正式文件中。</w:t>
+              <w:t xml:space="preserve">我承诺：写经营说明时，每一个判断性词语都要有对应的数字；使用AI生成初稿后，逐句核对数字和口径，不把没有依据的表述留在正式文件中。 请为自己的下一个小组汇报写一段经营说明，结论在前，依据在后，并注明数据来源。我承诺：凡由大模型起草的结论，都会先与原始数字核对，再对外发布。</w:t>
             </w:r>
           </w:p>
           <w:p>
@@ -1957,7 +1957,7 @@
                 <w:b w:val="0"/>
                 <w:sz w:val="24"/>
               </w:rPr>
-              <w:t xml:space="preserve">如果一项复核由AI完成，人工只负责签字，你认为这样做有什么风险？</w:t>
+              <w:t xml:space="preserve">如果一项复核由AI完成，人工只负责签字，你认为这样做有什么风险？ 如果复核清单的每一项都打了“通过”，但仍然出现了错误，问题可能出在哪里？请从清单设计、执行方式和人员分工三个角度讨论。</w:t>
             </w:r>
           </w:p>
           <w:p>
@@ -2017,7 +2017,7 @@
                 <w:b w:val="0"/>
                 <w:sz w:val="24"/>
               </w:rPr>
-              <w:t xml:space="preserve">我承诺：凡使用AI参与的财务工作，都保留人工复核记录，写明检查人、检查时间和结论；对AI提出的改进建议，逐条判断后再采用。</w:t>
+              <w:t xml:space="preserve">我承诺：凡使用AI参与的财务工作，都保留人工复核记录，写明检查人、检查时间和结论；对AI提出的改进建议，逐条判断后再采用。 请为自己负责的一项工作设计一份三项复核清单，并在下一次使用中逐项执行、记录结果。我承诺：凡由大模型给出的复核结论，我都会保留原始依据并由本人签字确认。</w:t>
             </w:r>
           </w:p>
           <w:p>
